--- a/python-net/_output_files/developer-guide/advanced-usage/searching-and-modifying-watermarks/modifying-found-watermark-properties/replace_watermark_image/output.docx
+++ b/python-net/_output_files/developer-guide/advanced-usage/searching-and-modifying-watermarks/modifying-found-watermark-properties/replace_watermark_image/output.docx
@@ -11,7 +11,7 @@
         <w:drawing>
           <wp:inline>
             <wp:extent cx="2921000" cy="876300"/>
-            <wp:docPr id="100001" name=""/>
+            <wp:docPr id="100001" name="Aurora Visuals logo"/>
             <wp:cNvGraphicFramePr>
               <a:graphicFrameLocks xmlns:a="http://schemas.openxmlformats.org/drawingml/2006/main" noChangeAspect="1"/>
             </wp:cNvGraphicFramePr>
@@ -196,7 +196,7 @@
         <w:drawing>
           <wp:inline>
             <wp:extent cx="5842000" cy="3644900"/>
-            <wp:docPr id="100005" name=""/>
+            <wp:docPr id="100005" name="Portfolio: Northern Light — Lakeshore"/>
             <wp:cNvGraphicFramePr>
               <a:graphicFrameLocks xmlns:a="http://schemas.openxmlformats.org/drawingml/2006/main" noChangeAspect="1"/>
             </wp:cNvGraphicFramePr>
@@ -247,7 +247,7 @@
         <w:jc w:val="left"/>
       </w:pPr>
       <w:r>
-        <w:t>Aurora Visuals is a full-service creative studio specialising in photography, brand design, and motion. This proposal outlines the scope, schedule, and investment for a refreshed visual identity and launch campaign.</w:t>
+        <w:t>Aurora Visuals is a full-service creative studio specialising in photography, brand design, and motion. This proposal outlines the scope, schedule, and investment for a refreshed visual identity and launch campaign for Northwind Coffee Roasters.</w:t>
       </w:r>
     </w:p>
     <w:p>
@@ -353,10 +353,10 @@
         </w:tblCellMar>
       </w:tblPr>
       <w:tblGrid>
-        <w:gridCol w:w="1720"/>
-        <w:gridCol w:w="4520"/>
-        <w:gridCol w:w="1961"/>
-        <w:gridCol w:w="1130"/>
+        <w:gridCol w:w="1637"/>
+        <w:gridCol w:w="4509"/>
+        <w:gridCol w:w="2008"/>
+        <w:gridCol w:w="1175"/>
       </w:tblGrid>
       <w:tr>
         <w:tblPrEx>
@@ -963,16 +963,6 @@
     </w:tbl>
     <w:p>
       <w:pPr>
-        <w:numPr>
-          <w:ilvl w:val="0"/>
-          <w:numId w:val="0"/>
-        </w:numPr>
-        <w:spacing w:after="200"/>
-        <w:jc w:val="left"/>
-      </w:pPr>
-    </w:p>
-    <w:p>
-      <w:pPr>
         <w:pStyle w:val="Heading1"/>
         <w:numPr>
           <w:ilvl w:val="0"/>
@@ -984,6 +974,9 @@
           <w:color w:val="1B2A4A"/>
         </w:rPr>
       </w:pPr>
+      <w:r>
+        <w:br w:type="page"/>
+      </w:r>
       <w:r>
         <w:rPr>
           <w:color w:val="1B2A4A"/>
@@ -1107,9 +1100,9 @@
         </w:tblCellMar>
       </w:tblPr>
       <w:tblGrid>
-        <w:gridCol w:w="2571"/>
-        <w:gridCol w:w="5022"/>
-        <w:gridCol w:w="1737"/>
+        <w:gridCol w:w="2602"/>
+        <w:gridCol w:w="4965"/>
+        <w:gridCol w:w="1763"/>
       </w:tblGrid>
       <w:tr>
         <w:tblPrEx>
@@ -1460,6 +1453,9 @@
           <w:color w:val="1B2A4A"/>
         </w:rPr>
       </w:pPr>
+      <w:r>
+        <w:br w:type="page"/>
+      </w:r>
       <w:r>
         <w:rPr>
           <w:color w:val="1B2A4A"/>
@@ -1555,10 +1551,111 @@
         <w:spacing w:after="200"/>
         <w:jc w:val="left"/>
       </w:pPr>
+      <w:r>
+        <w:t xml:space="preserve">· </w:t>
+      </w:r>
+      <w:hyperlink r:id="rId8" w:history="1">
+        <w:r>
+          <w:rPr>
+            <w:color w:val="3B7DD8"/>
+            <w:u w:val="single"/>
+          </w:rPr>
+          <w:t>Review and approve this proposal online</w:t>
+        </w:r>
+      </w:hyperlink>
+    </w:p>
+    <w:p>
+      <w:pPr>
+        <w:pStyle w:val="Heading1"/>
+        <w:numPr>
+          <w:ilvl w:val="0"/>
+          <w:numId w:val="0"/>
+        </w:numPr>
+        <w:spacing w:after="200"/>
+        <w:jc w:val="left"/>
+        <w:rPr>
+          <w:color w:val="1B2A4A"/>
+        </w:rPr>
+      </w:pPr>
+      <w:r>
+        <w:rPr>
+          <w:color w:val="1B2A4A"/>
+        </w:rPr>
+        <w:t>6. Acceptance</w:t>
+      </w:r>
+    </w:p>
+    <w:p>
+      <w:pPr>
+        <w:numPr>
+          <w:ilvl w:val="0"/>
+          <w:numId w:val="0"/>
+        </w:numPr>
+        <w:spacing w:after="200"/>
+        <w:jc w:val="left"/>
+      </w:pPr>
+      <w:r>
+        <w:t>To proceed, sign below or approve the proposal online. Work starts within two weeks of sign-off.</w:t>
+      </w:r>
+    </w:p>
+    <w:p>
+      <w:pPr>
+        <w:numPr>
+          <w:ilvl w:val="0"/>
+          <w:numId w:val="0"/>
+        </w:numPr>
+        <w:spacing w:after="200"/>
+        <w:jc w:val="left"/>
+      </w:pPr>
+    </w:p>
+    <w:p>
+      <w:pPr>
+        <w:numPr>
+          <w:ilvl w:val="0"/>
+          <w:numId w:val="0"/>
+        </w:numPr>
+        <w:spacing w:after="200"/>
+        <w:jc w:val="left"/>
+      </w:pPr>
+      <w:r>
+        <w:t>For Northwind Coffee Roasters: ____________________________   Date: ____________</w:t>
+      </w:r>
+    </w:p>
+    <w:p>
+      <w:pPr>
+        <w:numPr>
+          <w:ilvl w:val="0"/>
+          <w:numId w:val="0"/>
+        </w:numPr>
+        <w:spacing w:after="200"/>
+        <w:jc w:val="left"/>
+      </w:pPr>
+    </w:p>
+    <w:p>
+      <w:pPr>
+        <w:numPr>
+          <w:ilvl w:val="0"/>
+          <w:numId w:val="0"/>
+        </w:numPr>
+        <w:spacing w:after="200"/>
+        <w:jc w:val="left"/>
+      </w:pPr>
+      <w:r>
+        <w:t>For Aurora Visuals: Mara Lindqvist, Creative Director</w:t>
+      </w:r>
+    </w:p>
+    <w:p>
+      <w:pPr>
+        <w:numPr>
+          <w:ilvl w:val="0"/>
+          <w:numId w:val="0"/>
+        </w:numPr>
+        <w:spacing w:after="200"/>
+        <w:jc w:val="left"/>
+      </w:pPr>
     </w:p>
     <w:sectPr>
-      <w:headerReference w:type="default" r:id="rId8"/>
-      <w:footerReference w:type="default" r:id="rId9"/>
+      <w:headerReference w:type="default" r:id="rId9"/>
+      <w:footerReference w:type="default" r:id="rId10"/>
       <w:pgSz w:w="12240" w:h="15840"/>
       <w:pgMar w:top="1120" w:right="1440" w:bottom="1120" w:left="1440" w:header="720" w:footer="720" w:gutter="0"/>
       <w:cols w:space="720"/>
@@ -1583,7 +1680,7 @@
         <w:color w:val="5B6472"/>
         <w:sz w:val="16"/>
       </w:rPr>
-      <w:t>Aurora Visuals   ·   auroravisuals.example   ·   Confidential</w:t>
+      <w:t>Aurora Visuals   ·   auroravisuals.example   ·   Proposal for Northwind Coffee Roasters</w:t>
     </w:r>
   </w:p>
 </w:ftr>
@@ -2030,8 +2127,13 @@
   <w:style w:type="paragraph" w:default="1" w:styleId="Normal">
     <w:name w:val="Normal"/>
     <w:qFormat/>
+    <w:pPr>
+      <w:spacing w:after="120"/>
+    </w:pPr>
     <w:rPr>
-      <w:sz w:val="24"/>
+      <w:rFonts w:ascii="Arial" w:eastAsia="Arial" w:hAnsi="Arial" w:cs="Arial"/>
+      <w:color w:val="2E3440"/>
+      <w:sz w:val="21"/>
       <w:szCs w:val="24"/>
     </w:rPr>
   </w:style>
@@ -2047,12 +2149,33 @@
       <w:outlineLvl w:val="0"/>
     </w:pPr>
     <w:rPr>
-      <w:rFonts w:ascii="Arial" w:hAnsi="Arial" w:cs="Arial"/>
+      <w:rFonts w:ascii="Arial" w:eastAsia="Arial" w:hAnsi="Arial" w:cs="Arial"/>
       <w:b/>
       <w:bCs/>
       <w:kern w:val="32"/>
       <w:sz w:val="32"/>
       <w:szCs w:val="32"/>
+    </w:rPr>
+  </w:style>
+  <w:style w:type="paragraph" w:styleId="Heading2">
+    <w:name w:val="heading 2"/>
+    <w:basedOn w:val="Normal"/>
+    <w:next w:val="Normal"/>
+    <w:qFormat/>
+    <w:rsid w:val="00EF7B96"/>
+    <w:pPr>
+      <w:keepNext/>
+      <w:spacing w:before="240" w:after="60"/>
+      <w:outlineLvl w:val="1"/>
+    </w:pPr>
+    <w:rPr>
+      <w:rFonts w:ascii="Arial" w:eastAsia="Arial" w:hAnsi="Arial" w:cs="Arial"/>
+      <w:b/>
+      <w:bCs/>
+      <w:i/>
+      <w:iCs/>
+      <w:sz w:val="28"/>
+      <w:szCs w:val="28"/>
     </w:rPr>
   </w:style>
   <w:style w:type="character" w:default="1" w:styleId="DefaultParagraphFont">
@@ -2087,11 +2210,11 @@
       <w:outlineLvl w:val="0"/>
     </w:pPr>
     <w:rPr>
-      <w:rFonts w:ascii="Arial" w:hAnsi="Arial" w:cs="Arial"/>
+      <w:rFonts w:ascii="Arial" w:eastAsia="Arial" w:hAnsi="Arial" w:cs="Arial"/>
       <w:b/>
       <w:bCs/>
       <w:kern w:val="28"/>
-      <w:sz w:val="32"/>
+      <w:sz w:val="60"/>
       <w:szCs w:val="32"/>
     </w:rPr>
   </w:style>
@@ -2106,7 +2229,7 @@
       <w:outlineLvl w:val="1"/>
     </w:pPr>
     <w:rPr>
-      <w:rFonts w:ascii="Arial" w:hAnsi="Arial" w:cs="Arial"/>
+      <w:rFonts w:ascii="Arial" w:eastAsia="Arial" w:hAnsi="Arial" w:cs="Arial"/>
     </w:rPr>
   </w:style>
 </w:styles>
